--- a/public/jeje_cv.docx
+++ b/public/jeje_cv.docx
@@ -27,34 +27,14 @@
       </w:r>
     </w:p>
     <w:p>
-      <w:pPr>
+      <w:r>
         <w:rPr>
           <w:rStyle w:val="Strong"/>
-          <w:sz w:val="24"/>
-          <w:szCs w:val="24"/>
-        </w:rPr>
-      </w:pPr>
-      <w:r>
-        <w:rPr>
-          <w:sz w:val="24"/>
-          <w:szCs w:val="24"/>
-        </w:rPr>
-        <w:t>Phone number:</w:t>
-      </w:r>
-      <w:r>
-        <w:rPr>
-          <w:sz w:val="24"/>
-          <w:szCs w:val="24"/>
-        </w:rPr>
-        <w:t xml:space="preserve"> </w:t>
-      </w:r>
-      <w:r>
-        <w:rPr>
-          <w:rStyle w:val="Strong"/>
-          <w:sz w:val="24"/>
-          <w:szCs w:val="24"/>
-        </w:rPr>
-        <w:t>+234 811 401 5805</w:t>
+        </w:rPr>
+        <w:t>UK Phone &amp; WhatsApp:</w:t>
+      </w:r>
+      <w:r>
+        <w:t xml:space="preserve"> +447364286871</w:t>
       </w:r>
     </w:p>
     <w:p>
@@ -122,6 +102,104 @@
         <w:pStyle w:val="Heading3"/>
       </w:pPr>
       <w:r>
+        <w:t>BUSINESS REGISTRATION</w:t>
+      </w:r>
+    </w:p>
+    <w:p>
+      <w:pPr>
+        <w:pStyle w:val="isselectedend"/>
+      </w:pPr>
+      <w:r>
+        <w:rPr>
+          <w:rStyle w:val="Strong"/>
+        </w:rPr>
+        <w:t>Business Registration Certificate</w:t>
+      </w:r>
+    </w:p>
+    <w:p>
+      <w:pPr>
+        <w:pStyle w:val="NormalWeb"/>
+      </w:pPr>
+      <w:r>
+        <w:t>A copy of the official business registration certificate is provided as supporting documentation for DJJ's Furniture World.</w:t>
+      </w:r>
+    </w:p>
+    <w:p>
+      <w:pPr>
+        <w:rPr>
+          <w:rStyle w:val="Strong"/>
+        </w:rPr>
+      </w:pPr>
+      <w:r>
+        <w:rPr>
+          <w:b/>
+          <w:bCs/>
+          <w:noProof/>
+        </w:rPr>
+        <w:lastRenderedPageBreak/>
+        <w:drawing>
+          <wp:inline distT="0" distB="0" distL="0" distR="0">
+            <wp:extent cx="5943600" cy="7698740"/>
+            <wp:effectExtent l="0" t="0" r="0" b="0"/>
+            <wp:docPr id="1" name="Picture 1"/>
+            <wp:cNvGraphicFramePr>
+              <a:graphicFrameLocks xmlns:a="http://schemas.openxmlformats.org/drawingml/2006/main" noChangeAspect="1"/>
+            </wp:cNvGraphicFramePr>
+            <a:graphic xmlns:a="http://schemas.openxmlformats.org/drawingml/2006/main">
+              <a:graphicData uri="http://schemas.openxmlformats.org/drawingml/2006/picture">
+                <pic:pic xmlns:pic="http://schemas.openxmlformats.org/drawingml/2006/picture">
+                  <pic:nvPicPr>
+                    <pic:cNvPr id="1" name="certificate.jpeg"/>
+                    <pic:cNvPicPr/>
+                  </pic:nvPicPr>
+                  <pic:blipFill>
+                    <a:blip r:embed="rId6">
+                      <a:extLst>
+                        <a:ext uri="{28A0092B-C50C-407E-A947-70E740481C1C}">
+                          <a14:useLocalDpi xmlns:a14="http://schemas.microsoft.com/office/drawing/2010/main" val="0"/>
+                        </a:ext>
+                      </a:extLst>
+                    </a:blip>
+                    <a:stretch>
+                      <a:fillRect/>
+                    </a:stretch>
+                  </pic:blipFill>
+                  <pic:spPr>
+                    <a:xfrm>
+                      <a:off x="0" y="0"/>
+                      <a:ext cx="5943600" cy="7698740"/>
+                    </a:xfrm>
+                    <a:prstGeom prst="rect">
+                      <a:avLst/>
+                    </a:prstGeom>
+                  </pic:spPr>
+                </pic:pic>
+              </a:graphicData>
+            </a:graphic>
+          </wp:inline>
+        </w:drawing>
+      </w:r>
+    </w:p>
+    <w:p>
+      <w:pPr>
+        <w:rPr>
+          <w:rStyle w:val="Strong"/>
+        </w:rPr>
+      </w:pPr>
+    </w:p>
+    <w:p>
+      <w:pPr>
+        <w:pStyle w:val="Heading3"/>
+      </w:pPr>
+    </w:p>
+    <w:p>
+      <w:pPr>
+        <w:pStyle w:val="Heading3"/>
+      </w:pPr>
+      <w:bookmarkStart w:id="0" w:name="_GoBack"/>
+      <w:bookmarkEnd w:id="0"/>
+      <w:r>
+        <w:lastRenderedPageBreak/>
         <w:t>PROFESSIONAL SUMMARY</w:t>
       </w:r>
     </w:p>
@@ -346,20 +424,166 @@
         </w:numPr>
       </w:pPr>
       <w:r>
+        <w:t>Ensured furniture was properly measured, fitted, aligned and securely installed.</w:t>
+      </w:r>
+    </w:p>
+    <w:p>
+      <w:pPr>
+        <w:pStyle w:val="NormalWeb"/>
+        <w:numPr>
+          <w:ilvl w:val="0"/>
+          <w:numId w:val="5"/>
+        </w:numPr>
+      </w:pPr>
+      <w:r>
+        <w:t>Worked as part of the project team to complete the assigned work within the project period.</w:t>
+      </w:r>
+    </w:p>
+    <w:p>
+      <w:pPr>
+        <w:pStyle w:val="NormalWeb"/>
+        <w:spacing w:line="276" w:lineRule="auto"/>
+      </w:pPr>
+      <w:proofErr w:type="spellStart"/>
+      <w:r>
+        <w:rPr>
+          <w:rStyle w:val="Strong"/>
+        </w:rPr>
+        <w:t>Gares</w:t>
+      </w:r>
+      <w:proofErr w:type="spellEnd"/>
+      <w:r>
+        <w:rPr>
+          <w:rStyle w:val="Strong"/>
+        </w:rPr>
+        <w:t xml:space="preserve"> Hotel Apartment — Furnishing Project</w:t>
+      </w:r>
+      <w:r>
+        <w:br/>
+      </w:r>
+      <w:r>
+        <w:rPr>
+          <w:rStyle w:val="Strong"/>
+        </w:rPr>
+        <w:t>Ughelli Main Town, Delta State, along Ughelli–Warri Expressway</w:t>
+      </w:r>
+    </w:p>
+    <w:p>
+      <w:pPr>
+        <w:pStyle w:val="NormalWeb"/>
+        <w:numPr>
+          <w:ilvl w:val="0"/>
+          <w:numId w:val="6"/>
+        </w:numPr>
+      </w:pPr>
+      <w:r>
+        <w:t xml:space="preserve">Furnished the </w:t>
+      </w:r>
+      <w:proofErr w:type="spellStart"/>
+      <w:r>
+        <w:t>Gares</w:t>
+      </w:r>
+      <w:proofErr w:type="spellEnd"/>
+      <w:r>
+        <w:t xml:space="preserve"> Hotel Apartment as part of DJJ's Furniture World's project work.</w:t>
+      </w:r>
+    </w:p>
+    <w:p>
+      <w:pPr>
+        <w:pStyle w:val="NormalWeb"/>
+        <w:numPr>
+          <w:ilvl w:val="0"/>
+          <w:numId w:val="6"/>
+        </w:numPr>
+      </w:pPr>
+      <w:r>
+        <w:t>Installed and fitted furniture and related fittings according to the requirements of the space.</w:t>
+      </w:r>
+    </w:p>
+    <w:p>
+      <w:pPr>
+        <w:pStyle w:val="NormalWeb"/>
+        <w:numPr>
+          <w:ilvl w:val="0"/>
+          <w:numId w:val="6"/>
+        </w:numPr>
+      </w:pPr>
+      <w:r>
+        <w:t>Ensured completed furniture work was properly fitted and presented with attention to detail.</w:t>
+      </w:r>
+    </w:p>
+    <w:p>
+      <w:pPr>
+        <w:pStyle w:val="NormalWeb"/>
+        <w:spacing w:line="276" w:lineRule="auto"/>
+      </w:pPr>
+      <w:proofErr w:type="spellStart"/>
+      <w:r>
+        <w:rPr>
+          <w:rStyle w:val="Strong"/>
+        </w:rPr>
         <w:lastRenderedPageBreak/>
-        <w:t>Ensured furniture was properly measured, fitted, aligned and securely installed.</w:t>
-      </w:r>
-    </w:p>
-    <w:p>
-      <w:pPr>
-        <w:pStyle w:val="NormalWeb"/>
-        <w:numPr>
-          <w:ilvl w:val="0"/>
-          <w:numId w:val="5"/>
-        </w:numPr>
-      </w:pPr>
-      <w:r>
-        <w:t>Worked as part of the project team to complete the assigned work within the project period.</w:t>
+        <w:t>Gares</w:t>
+      </w:r>
+      <w:proofErr w:type="spellEnd"/>
+      <w:r>
+        <w:rPr>
+          <w:rStyle w:val="Strong"/>
+        </w:rPr>
+        <w:t xml:space="preserve"> Apartment — Furnishing Project</w:t>
+      </w:r>
+      <w:r>
+        <w:br/>
+      </w:r>
+      <w:r>
+        <w:rPr>
+          <w:rStyle w:val="Strong"/>
+        </w:rPr>
+        <w:t>GRA, Port Harcourt, Rivers State — Opposite Polo Club</w:t>
+      </w:r>
+    </w:p>
+    <w:p>
+      <w:pPr>
+        <w:pStyle w:val="NormalWeb"/>
+        <w:numPr>
+          <w:ilvl w:val="0"/>
+          <w:numId w:val="7"/>
+        </w:numPr>
+      </w:pPr>
+      <w:r>
+        <w:t xml:space="preserve">Carried out furnishing work for </w:t>
+      </w:r>
+      <w:proofErr w:type="spellStart"/>
+      <w:r>
+        <w:t>Gares</w:t>
+      </w:r>
+      <w:proofErr w:type="spellEnd"/>
+      <w:r>
+        <w:t xml:space="preserve"> Apartment.</w:t>
+      </w:r>
+    </w:p>
+    <w:p>
+      <w:pPr>
+        <w:pStyle w:val="NormalWeb"/>
+        <w:numPr>
+          <w:ilvl w:val="0"/>
+          <w:numId w:val="7"/>
+        </w:numPr>
+      </w:pPr>
+      <w:r>
+        <w:t>Installed and fitted furniture according to the requirements of the apartment.</w:t>
+      </w:r>
+    </w:p>
+    <w:p>
+      <w:pPr>
+        <w:pStyle w:val="NormalWeb"/>
+        <w:numPr>
+          <w:ilvl w:val="0"/>
+          <w:numId w:val="7"/>
+        </w:numPr>
+      </w:pPr>
+      <w:r>
+        <w:t>Ensured quality workmanship, proper fitting and finishing throughout the project.</w:t>
       </w:r>
     </w:p>
     <w:p>
@@ -367,173 +591,27 @@
         <w:pStyle w:val="NormalWeb"/>
         <w:spacing w:line="276" w:lineRule="auto"/>
       </w:pPr>
+      <w:r>
+        <w:rPr>
+          <w:rStyle w:val="Strong"/>
+        </w:rPr>
+        <w:t>Black Penny Fast Food &amp; Hotel — Furnishing Project</w:t>
+      </w:r>
+      <w:r>
+        <w:br/>
+      </w:r>
       <w:proofErr w:type="spellStart"/>
       <w:r>
         <w:rPr>
           <w:rStyle w:val="Strong"/>
         </w:rPr>
-        <w:t>Gares</w:t>
+        <w:t>Oviri-Ogor</w:t>
       </w:r>
       <w:proofErr w:type="spellEnd"/>
       <w:r>
         <w:rPr>
           <w:rStyle w:val="Strong"/>
         </w:rPr>
-        <w:t xml:space="preserve"> Hotel Apartment — Furnishing Project</w:t>
-      </w:r>
-      <w:r>
-        <w:br/>
-      </w:r>
-      <w:r>
-        <w:rPr>
-          <w:rStyle w:val="Strong"/>
-        </w:rPr>
-        <w:t>Ughelli Main Town, Delta State, along Ughelli–Warri Expressway</w:t>
-      </w:r>
-    </w:p>
-    <w:p>
-      <w:pPr>
-        <w:pStyle w:val="NormalWeb"/>
-        <w:numPr>
-          <w:ilvl w:val="0"/>
-          <w:numId w:val="6"/>
-        </w:numPr>
-      </w:pPr>
-      <w:r>
-        <w:t xml:space="preserve">Furnished the </w:t>
-      </w:r>
-      <w:proofErr w:type="spellStart"/>
-      <w:r>
-        <w:t>Gares</w:t>
-      </w:r>
-      <w:proofErr w:type="spellEnd"/>
-      <w:r>
-        <w:t xml:space="preserve"> Hotel Apartment as part of DJJ's Furniture World's project work.</w:t>
-      </w:r>
-    </w:p>
-    <w:p>
-      <w:pPr>
-        <w:pStyle w:val="NormalWeb"/>
-        <w:numPr>
-          <w:ilvl w:val="0"/>
-          <w:numId w:val="6"/>
-        </w:numPr>
-      </w:pPr>
-      <w:r>
-        <w:t>Installed and fitted furniture and related fittings according to the requirements of the space.</w:t>
-      </w:r>
-    </w:p>
-    <w:p>
-      <w:pPr>
-        <w:pStyle w:val="NormalWeb"/>
-        <w:numPr>
-          <w:ilvl w:val="0"/>
-          <w:numId w:val="6"/>
-        </w:numPr>
-      </w:pPr>
-      <w:r>
-        <w:t>Ensured completed furniture work was properly fitted and presented with attention to detail.</w:t>
-      </w:r>
-    </w:p>
-    <w:p>
-      <w:pPr>
-        <w:pStyle w:val="NormalWeb"/>
-        <w:spacing w:line="276" w:lineRule="auto"/>
-      </w:pPr>
-      <w:proofErr w:type="spellStart"/>
-      <w:r>
-        <w:rPr>
-          <w:rStyle w:val="Strong"/>
-        </w:rPr>
-        <w:t>Gares</w:t>
-      </w:r>
-      <w:proofErr w:type="spellEnd"/>
-      <w:r>
-        <w:rPr>
-          <w:rStyle w:val="Strong"/>
-        </w:rPr>
-        <w:t xml:space="preserve"> Apartment — Furnishing Project</w:t>
-      </w:r>
-      <w:r>
-        <w:br/>
-      </w:r>
-      <w:r>
-        <w:rPr>
-          <w:rStyle w:val="Strong"/>
-        </w:rPr>
-        <w:t>GRA, Port Harcourt, Rivers State — Opposite Polo Club</w:t>
-      </w:r>
-    </w:p>
-    <w:p>
-      <w:pPr>
-        <w:pStyle w:val="NormalWeb"/>
-        <w:numPr>
-          <w:ilvl w:val="0"/>
-          <w:numId w:val="7"/>
-        </w:numPr>
-      </w:pPr>
-      <w:r>
-        <w:t xml:space="preserve">Carried out furnishing work for </w:t>
-      </w:r>
-      <w:proofErr w:type="spellStart"/>
-      <w:r>
-        <w:t>Gares</w:t>
-      </w:r>
-      <w:proofErr w:type="spellEnd"/>
-      <w:r>
-        <w:t xml:space="preserve"> Apartment.</w:t>
-      </w:r>
-    </w:p>
-    <w:p>
-      <w:pPr>
-        <w:pStyle w:val="NormalWeb"/>
-        <w:numPr>
-          <w:ilvl w:val="0"/>
-          <w:numId w:val="7"/>
-        </w:numPr>
-      </w:pPr>
-      <w:r>
-        <w:t>Installed and fitted furniture according to the requirements of the apartment.</w:t>
-      </w:r>
-    </w:p>
-    <w:p>
-      <w:pPr>
-        <w:pStyle w:val="NormalWeb"/>
-        <w:numPr>
-          <w:ilvl w:val="0"/>
-          <w:numId w:val="7"/>
-        </w:numPr>
-      </w:pPr>
-      <w:r>
-        <w:t>Ensured quality workmanship, proper fitting and finishing throughout the project.</w:t>
-      </w:r>
-    </w:p>
-    <w:p>
-      <w:pPr>
-        <w:pStyle w:val="NormalWeb"/>
-        <w:spacing w:line="276" w:lineRule="auto"/>
-      </w:pPr>
-      <w:r>
-        <w:rPr>
-          <w:rStyle w:val="Strong"/>
-        </w:rPr>
-        <w:t>Black Penny Fast Food &amp; Hotel — Furnishing Project</w:t>
-      </w:r>
-      <w:r>
-        <w:br/>
-      </w:r>
-      <w:proofErr w:type="spellStart"/>
-      <w:r>
-        <w:rPr>
-          <w:rStyle w:val="Strong"/>
-        </w:rPr>
-        <w:t>Oviri-Ogor</w:t>
-      </w:r>
-      <w:proofErr w:type="spellEnd"/>
-      <w:r>
-        <w:rPr>
-          <w:rStyle w:val="Strong"/>
-        </w:rPr>
         <w:t>, Ughelli, Delta State</w:t>
       </w:r>
     </w:p>
@@ -572,8 +650,6 @@
       <w:r>
         <w:t>Maintained attention to detail and quality workmanship throughout the project.</w:t>
       </w:r>
-      <w:bookmarkStart w:id="0" w:name="_GoBack"/>
-      <w:bookmarkEnd w:id="0"/>
     </w:p>
     <w:p>
       <w:pPr>
@@ -801,7 +877,6 @@
         </w:numPr>
       </w:pPr>
       <w:r>
-        <w:lastRenderedPageBreak/>
         <w:t>Customer Service</w:t>
       </w:r>
     </w:p>
@@ -2711,6 +2786,19 @@
       <w:szCs w:val="26"/>
     </w:rPr>
   </w:style>
+  <w:style w:type="paragraph" w:customStyle="1" w:styleId="isselectedend">
+    <w:name w:val="isselectedend"/>
+    <w:basedOn w:val="Normal"/>
+    <w:rsid w:val="008E770D"/>
+    <w:pPr>
+      <w:spacing w:before="100" w:beforeAutospacing="1" w:after="100" w:afterAutospacing="1" w:line="240" w:lineRule="auto"/>
+    </w:pPr>
+    <w:rPr>
+      <w:rFonts w:ascii="Times New Roman" w:eastAsia="Times New Roman" w:hAnsi="Times New Roman" w:cs="Times New Roman"/>
+      <w:sz w:val="24"/>
+      <w:szCs w:val="24"/>
+    </w:rPr>
+  </w:style>
 </w:styles>
 </file>
 

--- a/public/jeje_cv.docx
+++ b/public/jeje_cv.docx
@@ -139,9 +139,9 @@
         <w:lastRenderedPageBreak/>
         <w:drawing>
           <wp:inline distT="0" distB="0" distL="0" distR="0">
-            <wp:extent cx="5943600" cy="7698740"/>
+            <wp:extent cx="5943600" cy="7947025"/>
             <wp:effectExtent l="0" t="0" r="0" b="0"/>
-            <wp:docPr id="1" name="Picture 1"/>
+            <wp:docPr id="2" name="Picture 2"/>
             <wp:cNvGraphicFramePr>
               <a:graphicFrameLocks xmlns:a="http://schemas.openxmlformats.org/drawingml/2006/main" noChangeAspect="1"/>
             </wp:cNvGraphicFramePr>
@@ -149,7 +149,7 @@
               <a:graphicData uri="http://schemas.openxmlformats.org/drawingml/2006/picture">
                 <pic:pic xmlns:pic="http://schemas.openxmlformats.org/drawingml/2006/picture">
                   <pic:nvPicPr>
-                    <pic:cNvPr id="1" name="certificate.jpeg"/>
+                    <pic:cNvPr id="2" name="certificate.jpeg"/>
                     <pic:cNvPicPr/>
                   </pic:nvPicPr>
                   <pic:blipFill>
@@ -167,7 +167,7 @@
                   <pic:spPr>
                     <a:xfrm>
                       <a:off x="0" y="0"/>
-                      <a:ext cx="5943600" cy="7698740"/>
+                      <a:ext cx="5943600" cy="7947025"/>
                     </a:xfrm>
                     <a:prstGeom prst="rect">
                       <a:avLst/>
@@ -191,23 +191,127 @@
       <w:pPr>
         <w:pStyle w:val="Heading3"/>
       </w:pPr>
+      <w:r>
+        <w:rPr>
+          <w:noProof/>
+        </w:rPr>
+        <w:lastRenderedPageBreak/>
+        <w:drawing>
+          <wp:inline distT="0" distB="0" distL="0" distR="0">
+            <wp:extent cx="5943600" cy="7924800"/>
+            <wp:effectExtent l="0" t="0" r="0" b="0"/>
+            <wp:docPr id="3" name="Picture 3"/>
+            <wp:cNvGraphicFramePr>
+              <a:graphicFrameLocks xmlns:a="http://schemas.openxmlformats.org/drawingml/2006/main" noChangeAspect="1"/>
+            </wp:cNvGraphicFramePr>
+            <a:graphic xmlns:a="http://schemas.openxmlformats.org/drawingml/2006/main">
+              <a:graphicData uri="http://schemas.openxmlformats.org/drawingml/2006/picture">
+                <pic:pic xmlns:pic="http://schemas.openxmlformats.org/drawingml/2006/picture">
+                  <pic:nvPicPr>
+                    <pic:cNvPr id="3" name="certificate-2.jpeg"/>
+                    <pic:cNvPicPr/>
+                  </pic:nvPicPr>
+                  <pic:blipFill>
+                    <a:blip r:embed="rId7">
+                      <a:extLst>
+                        <a:ext uri="{28A0092B-C50C-407E-A947-70E740481C1C}">
+                          <a14:useLocalDpi xmlns:a14="http://schemas.microsoft.com/office/drawing/2010/main" val="0"/>
+                        </a:ext>
+                      </a:extLst>
+                    </a:blip>
+                    <a:stretch>
+                      <a:fillRect/>
+                    </a:stretch>
+                  </pic:blipFill>
+                  <pic:spPr>
+                    <a:xfrm>
+                      <a:off x="0" y="0"/>
+                      <a:ext cx="5943600" cy="7924800"/>
+                    </a:xfrm>
+                    <a:prstGeom prst="rect">
+                      <a:avLst/>
+                    </a:prstGeom>
+                  </pic:spPr>
+                </pic:pic>
+              </a:graphicData>
+            </a:graphic>
+          </wp:inline>
+        </w:drawing>
+      </w:r>
     </w:p>
     <w:p>
       <w:pPr>
         <w:pStyle w:val="Heading3"/>
       </w:pPr>
+    </w:p>
+    <w:p>
+      <w:pPr>
+        <w:pStyle w:val="Heading3"/>
+      </w:pPr>
       <w:bookmarkStart w:id="0" w:name="_GoBack"/>
+      <w:r>
+        <w:rPr>
+          <w:noProof/>
+        </w:rPr>
+        <w:lastRenderedPageBreak/>
+        <w:drawing>
+          <wp:inline distT="0" distB="0" distL="0" distR="0">
+            <wp:extent cx="5943600" cy="7924800"/>
+            <wp:effectExtent l="0" t="0" r="0" b="0"/>
+            <wp:docPr id="4" name="Picture 4"/>
+            <wp:cNvGraphicFramePr>
+              <a:graphicFrameLocks xmlns:a="http://schemas.openxmlformats.org/drawingml/2006/main" noChangeAspect="1"/>
+            </wp:cNvGraphicFramePr>
+            <a:graphic xmlns:a="http://schemas.openxmlformats.org/drawingml/2006/main">
+              <a:graphicData uri="http://schemas.openxmlformats.org/drawingml/2006/picture">
+                <pic:pic xmlns:pic="http://schemas.openxmlformats.org/drawingml/2006/picture">
+                  <pic:nvPicPr>
+                    <pic:cNvPr id="4" name="certificate-3.jpeg"/>
+                    <pic:cNvPicPr/>
+                  </pic:nvPicPr>
+                  <pic:blipFill>
+                    <a:blip r:embed="rId8">
+                      <a:extLst>
+                        <a:ext uri="{28A0092B-C50C-407E-A947-70E740481C1C}">
+                          <a14:useLocalDpi xmlns:a14="http://schemas.microsoft.com/office/drawing/2010/main" val="0"/>
+                        </a:ext>
+                      </a:extLst>
+                    </a:blip>
+                    <a:stretch>
+                      <a:fillRect/>
+                    </a:stretch>
+                  </pic:blipFill>
+                  <pic:spPr>
+                    <a:xfrm>
+                      <a:off x="0" y="0"/>
+                      <a:ext cx="5943600" cy="7924800"/>
+                    </a:xfrm>
+                    <a:prstGeom prst="rect">
+                      <a:avLst/>
+                    </a:prstGeom>
+                  </pic:spPr>
+                </pic:pic>
+              </a:graphicData>
+            </a:graphic>
+          </wp:inline>
+        </w:drawing>
+      </w:r>
       <w:bookmarkEnd w:id="0"/>
+    </w:p>
+    <w:p>
+      <w:pPr>
+        <w:pStyle w:val="Heading3"/>
+      </w:pPr>
+      <w:r>
+        <w:t>PROFESSIONAL SUMMARY</w:t>
+      </w:r>
+    </w:p>
+    <w:p>
+      <w:pPr>
+        <w:pStyle w:val="NormalWeb"/>
+      </w:pPr>
       <w:r>
         <w:lastRenderedPageBreak/>
-        <w:t>PROFESSIONAL SUMMARY</w:t>
-      </w:r>
-    </w:p>
-    <w:p>
-      <w:pPr>
-        <w:pStyle w:val="NormalWeb"/>
-      </w:pPr>
-      <w:r>
         <w:t xml:space="preserve">Experienced </w:t>
       </w:r>
       <w:r>
@@ -242,8 +346,16 @@
         <w:pStyle w:val="NormalWeb"/>
       </w:pPr>
       <w:r>
-        <w:t>Areas of experience include wardrobes, beds, dining tables, chairs, TV consoles, kitchen cabinets and office furniture. Known for careful measurement, proper fitting, attention to detail, problem-solving and quality workmanship.</w:t>
-      </w:r>
+        <w:t>Areas of experience include wardrobes, beds, dining tables, chairs, TV consoles, kitchen cabinets and office furniture. Known for careful measurement, proper fitting, attention to detail, problem-solving and quality workmanship</w:t>
+      </w:r>
+      <w:r>
+        <w:t>.</w:t>
+      </w:r>
+    </w:p>
+    <w:p>
+      <w:pPr>
+        <w:pStyle w:val="NormalWeb"/>
+      </w:pPr>
     </w:p>
     <w:p/>
     <w:p>
